--- a/visa_transfer.docx
+++ b/visa_transfer.docx
@@ -625,8 +625,8 @@
         </w:rPr>
         <w:t xml:space="preserve">is a citizen of Nigeria. He is the holder of Nigerian standard e-passport number </w:t>
       </w:r>
-      <w:bookmarkStart w:id="0" w:name="_Hlk199243771"/>
-      <w:bookmarkStart w:id="1" w:name="_Hlk202351218"/>
+      <w:bookmarkStart w:id="0" w:name="_Hlk202351218"/>
+      <w:bookmarkStart w:id="1" w:name="_Hlk199243771"/>
       <w:r>
         <w:rPr>
           <w:rFonts w:eastAsia="Times New Roman" w:cs="Times New Roman"/>
@@ -648,6 +648,164 @@
         </w:rPr>
         <w:t xml:space="preserve"> </w:t>
       </w:r>
+      <w:bookmarkEnd w:id="0"/>
+      <w:r>
+        <w:rPr>
+          <w:rFonts w:eastAsia="Times New Roman" w:cs="Times New Roman"/>
+          <w:sz w:val="26"/>
+          <w:szCs w:val="26"/>
+          <w:lang w:val="en-US" w:eastAsia="en-US"/>
+        </w:rPr>
+        <w:t xml:space="preserve">issued in </w:t>
+      </w:r>
+      <w:r>
+        <w:rPr>
+          <w:rFonts w:eastAsia="Times New Roman" w:cs="Times New Roman"/>
+          <w:sz w:val="26"/>
+          <w:szCs w:val="26"/>
+          <w:lang w:val="en-US" w:eastAsia="en-US"/>
+        </w:rPr>
+        <w:t>{{</w:t>
+      </w:r>
+      <w:proofErr w:type="spellStart"/>
+      <w:r>
+        <w:rPr>
+          <w:rFonts w:eastAsia="Times New Roman" w:cs="Times New Roman"/>
+          <w:sz w:val="26"/>
+          <w:szCs w:val="26"/>
+          <w:lang w:val="en-US" w:eastAsia="en-US"/>
+        </w:rPr>
+        <w:t>place</w:t>
+      </w:r>
+      <w:r>
+        <w:rPr>
+          <w:rFonts w:eastAsia="Times New Roman" w:cs="Times New Roman"/>
+          <w:sz w:val="26"/>
+          <w:szCs w:val="26"/>
+          <w:lang w:val="en-US" w:eastAsia="en-US"/>
+        </w:rPr>
+        <w:t>_</w:t>
+      </w:r>
+      <w:r>
+        <w:rPr>
+          <w:rFonts w:eastAsia="Times New Roman" w:cs="Times New Roman"/>
+          <w:sz w:val="26"/>
+          <w:szCs w:val="26"/>
+          <w:lang w:val="en-US" w:eastAsia="en-US"/>
+        </w:rPr>
+        <w:t>of</w:t>
+      </w:r>
+      <w:r>
+        <w:rPr>
+          <w:rFonts w:eastAsia="Times New Roman" w:cs="Times New Roman"/>
+          <w:sz w:val="26"/>
+          <w:szCs w:val="26"/>
+          <w:lang w:val="en-US" w:eastAsia="en-US"/>
+        </w:rPr>
+        <w:t>_</w:t>
+      </w:r>
+      <w:r>
+        <w:rPr>
+          <w:rFonts w:eastAsia="Times New Roman" w:cs="Times New Roman"/>
+          <w:sz w:val="26"/>
+          <w:szCs w:val="26"/>
+          <w:lang w:val="en-US" w:eastAsia="en-US"/>
+        </w:rPr>
+        <w:t>issue</w:t>
+      </w:r>
+      <w:proofErr w:type="spellEnd"/>
+      <w:r>
+        <w:rPr>
+          <w:rFonts w:eastAsia="Times New Roman" w:cs="Times New Roman"/>
+          <w:sz w:val="26"/>
+          <w:szCs w:val="26"/>
+          <w:lang w:val="en-US" w:eastAsia="en-US"/>
+        </w:rPr>
+        <w:t>}}</w:t>
+      </w:r>
+      <w:r>
+        <w:rPr>
+          <w:rFonts w:eastAsia="Times New Roman" w:cs="Times New Roman"/>
+          <w:sz w:val="26"/>
+          <w:szCs w:val="26"/>
+          <w:lang w:val="en-US" w:eastAsia="en-US"/>
+        </w:rPr>
+        <w:t xml:space="preserve">, Nigeria on </w:t>
+      </w:r>
+      <w:r>
+        <w:rPr>
+          <w:rFonts w:eastAsia="Times New Roman" w:cs="Times New Roman"/>
+          <w:sz w:val="26"/>
+          <w:szCs w:val="26"/>
+          <w:lang w:val="en-US" w:eastAsia="en-US"/>
+        </w:rPr>
+        <w:t>{{</w:t>
+      </w:r>
+      <w:proofErr w:type="spellStart"/>
+      <w:r>
+        <w:rPr>
+          <w:rFonts w:eastAsia="Times New Roman" w:cs="Times New Roman"/>
+          <w:sz w:val="26"/>
+          <w:szCs w:val="26"/>
+          <w:lang w:val="en-US" w:eastAsia="en-US"/>
+        </w:rPr>
+        <w:t>date</w:t>
+      </w:r>
+      <w:r>
+        <w:rPr>
+          <w:rFonts w:eastAsia="Times New Roman" w:cs="Times New Roman"/>
+          <w:sz w:val="26"/>
+          <w:szCs w:val="26"/>
+          <w:lang w:val="en-US" w:eastAsia="en-US"/>
+        </w:rPr>
+        <w:t>_</w:t>
+      </w:r>
+      <w:r>
+        <w:rPr>
+          <w:rFonts w:eastAsia="Times New Roman" w:cs="Times New Roman"/>
+          <w:sz w:val="26"/>
+          <w:szCs w:val="26"/>
+          <w:lang w:val="en-US" w:eastAsia="en-US"/>
+        </w:rPr>
+        <w:t>of</w:t>
+      </w:r>
+      <w:r>
+        <w:rPr>
+          <w:rFonts w:eastAsia="Times New Roman" w:cs="Times New Roman"/>
+          <w:sz w:val="26"/>
+          <w:szCs w:val="26"/>
+          <w:lang w:val="en-US" w:eastAsia="en-US"/>
+        </w:rPr>
+        <w:t>_</w:t>
+      </w:r>
+      <w:r>
+        <w:rPr>
+          <w:rFonts w:eastAsia="Times New Roman" w:cs="Times New Roman"/>
+          <w:sz w:val="26"/>
+          <w:szCs w:val="26"/>
+          <w:lang w:val="en-US" w:eastAsia="en-US"/>
+        </w:rPr>
+        <w:t>issue</w:t>
+      </w:r>
+      <w:proofErr w:type="spellEnd"/>
+      <w:r>
+        <w:rPr>
+          <w:rFonts w:eastAsia="Times New Roman" w:cs="Times New Roman"/>
+          <w:sz w:val="26"/>
+          <w:szCs w:val="26"/>
+          <w:lang w:val="en-US" w:eastAsia="en-US"/>
+        </w:rPr>
+        <w:t>}}</w:t>
+      </w:r>
+      <w:r>
+        <w:rPr>
+          <w:rFonts w:eastAsia="Times New Roman" w:cs="Times New Roman"/>
+          <w:sz w:val="26"/>
+          <w:szCs w:val="26"/>
+          <w:lang w:val="en-US" w:eastAsia="en-US"/>
+        </w:rPr>
+        <w:t xml:space="preserve"> and expiring </w:t>
+      </w:r>
       <w:bookmarkEnd w:id="1"/>
       <w:r>
         <w:rPr>
@@ -656,52 +814,6 @@
           <w:szCs w:val="26"/>
           <w:lang w:val="en-US" w:eastAsia="en-US"/>
         </w:rPr>
-        <w:t xml:space="preserve">issued in </w:t>
-      </w:r>
-      <w:r>
-        <w:rPr>
-          <w:rFonts w:eastAsia="Times New Roman" w:cs="Times New Roman"/>
-          <w:sz w:val="26"/>
-          <w:szCs w:val="26"/>
-          <w:lang w:val="en-US" w:eastAsia="en-US"/>
-        </w:rPr>
-        <w:t>{{place of issue}}</w:t>
-      </w:r>
-      <w:r>
-        <w:rPr>
-          <w:rFonts w:eastAsia="Times New Roman" w:cs="Times New Roman"/>
-          <w:sz w:val="26"/>
-          <w:szCs w:val="26"/>
-          <w:lang w:val="en-US" w:eastAsia="en-US"/>
-        </w:rPr>
-        <w:t xml:space="preserve">, Nigeria on </w:t>
-      </w:r>
-      <w:r>
-        <w:rPr>
-          <w:rFonts w:eastAsia="Times New Roman" w:cs="Times New Roman"/>
-          <w:sz w:val="26"/>
-          <w:szCs w:val="26"/>
-          <w:lang w:val="en-US" w:eastAsia="en-US"/>
-        </w:rPr>
-        <w:t>{{date of issue}}</w:t>
-      </w:r>
-      <w:r>
-        <w:rPr>
-          <w:rFonts w:eastAsia="Times New Roman" w:cs="Times New Roman"/>
-          <w:sz w:val="26"/>
-          <w:szCs w:val="26"/>
-          <w:lang w:val="en-US" w:eastAsia="en-US"/>
-        </w:rPr>
-        <w:t xml:space="preserve"> and expiring </w:t>
-      </w:r>
-      <w:bookmarkEnd w:id="0"/>
-      <w:r>
-        <w:rPr>
-          <w:rFonts w:eastAsia="Times New Roman" w:cs="Times New Roman"/>
-          <w:sz w:val="26"/>
-          <w:szCs w:val="26"/>
-          <w:lang w:val="en-US" w:eastAsia="en-US"/>
-        </w:rPr>
         <w:t xml:space="preserve">on </w:t>
       </w:r>
       <w:r>
@@ -711,7 +823,45 @@
           <w:szCs w:val="26"/>
           <w:lang w:val="en-US" w:eastAsia="en-US"/>
         </w:rPr>
-        <w:t>{{passport expiration}}</w:t>
+        <w:t>{{</w:t>
+      </w:r>
+      <w:proofErr w:type="spellStart"/>
+      <w:r>
+        <w:rPr>
+          <w:rFonts w:eastAsia="Times New Roman" w:cs="Times New Roman"/>
+          <w:sz w:val="26"/>
+          <w:szCs w:val="26"/>
+          <w:lang w:val="en-US" w:eastAsia="en-US"/>
+        </w:rPr>
+        <w:t>passport</w:t>
+      </w:r>
+      <w:r>
+        <w:rPr>
+          <w:rFonts w:eastAsia="Times New Roman" w:cs="Times New Roman"/>
+          <w:sz w:val="26"/>
+          <w:szCs w:val="26"/>
+          <w:lang w:val="en-US" w:eastAsia="en-US"/>
+        </w:rPr>
+        <w:t>_</w:t>
+      </w:r>
+      <w:r>
+        <w:rPr>
+          <w:rFonts w:eastAsia="Times New Roman" w:cs="Times New Roman"/>
+          <w:sz w:val="26"/>
+          <w:szCs w:val="26"/>
+          <w:lang w:val="en-US" w:eastAsia="en-US"/>
+        </w:rPr>
+        <w:t>expiration</w:t>
+      </w:r>
+      <w:proofErr w:type="spellEnd"/>
+      <w:r>
+        <w:rPr>
+          <w:rFonts w:eastAsia="Times New Roman" w:cs="Times New Roman"/>
+          <w:sz w:val="26"/>
+          <w:szCs w:val="26"/>
+          <w:lang w:val="en-US" w:eastAsia="en-US"/>
+        </w:rPr>
+        <w:t>}}</w:t>
       </w:r>
       <w:r>
         <w:rPr>
@@ -755,16 +905,6 @@
           <w:lang w:val="en-US" w:eastAsia="en-US"/>
         </w:rPr>
         <w:tab/>
-      </w:r>
-      <w:proofErr w:type="gramStart"/>
-      <w:r>
-        <w:rPr>
-          <w:rFonts w:eastAsia="Times New Roman" w:cs="Times New Roman"/>
-          <w:bCs/>
-          <w:sz w:val="26"/>
-          <w:szCs w:val="26"/>
-          <w:lang w:val="en-US" w:eastAsia="en-US"/>
-        </w:rPr>
         <w:t xml:space="preserve">   </w:t>
       </w:r>
       <w:r>
@@ -775,18 +915,7 @@
           <w:szCs w:val="26"/>
           <w:lang w:val="en-US" w:eastAsia="en-US"/>
         </w:rPr>
-        <w:t>{</w:t>
-      </w:r>
-      <w:proofErr w:type="gramEnd"/>
-      <w:r>
-        <w:rPr>
-          <w:rFonts w:eastAsia="Times New Roman" w:cs="Times New Roman"/>
-          <w:b/>
-          <w:sz w:val="26"/>
-          <w:szCs w:val="26"/>
-          <w:lang w:val="en-US" w:eastAsia="en-US"/>
-        </w:rPr>
-        <w:t>{name}}</w:t>
+        <w:t>{{name}}</w:t>
       </w:r>
       <w:r>
         <w:rPr>
@@ -897,7 +1026,49 @@
           <w:szCs w:val="26"/>
           <w:lang w:val="en-US" w:eastAsia="en-US"/>
         </w:rPr>
-        <w:t>{{old passport}}</w:t>
+        <w:t>{{</w:t>
+      </w:r>
+      <w:proofErr w:type="spellStart"/>
+      <w:r>
+        <w:rPr>
+          <w:rFonts w:eastAsia="Times New Roman" w:cs="Times New Roman"/>
+          <w:b/>
+          <w:sz w:val="26"/>
+          <w:szCs w:val="26"/>
+          <w:lang w:val="en-US" w:eastAsia="en-US"/>
+        </w:rPr>
+        <w:t>old</w:t>
+      </w:r>
+      <w:r>
+        <w:rPr>
+          <w:rFonts w:eastAsia="Times New Roman" w:cs="Times New Roman"/>
+          <w:b/>
+          <w:sz w:val="26"/>
+          <w:szCs w:val="26"/>
+          <w:lang w:val="en-US" w:eastAsia="en-US"/>
+        </w:rPr>
+        <w:t>_</w:t>
+      </w:r>
+      <w:r>
+        <w:rPr>
+          <w:rFonts w:eastAsia="Times New Roman" w:cs="Times New Roman"/>
+          <w:b/>
+          <w:sz w:val="26"/>
+          <w:szCs w:val="26"/>
+          <w:lang w:val="en-US" w:eastAsia="en-US"/>
+        </w:rPr>
+        <w:t>passport</w:t>
+      </w:r>
+      <w:proofErr w:type="spellEnd"/>
+      <w:r>
+        <w:rPr>
+          <w:rFonts w:eastAsia="Times New Roman" w:cs="Times New Roman"/>
+          <w:b/>
+          <w:sz w:val="26"/>
+          <w:szCs w:val="26"/>
+          <w:lang w:val="en-US" w:eastAsia="en-US"/>
+        </w:rPr>
+        <w:t>}}</w:t>
       </w:r>
       <w:r>
         <w:rPr>
@@ -1091,7 +1262,49 @@
           <w:szCs w:val="26"/>
           <w:lang w:val="en-US" w:eastAsia="en-US"/>
         </w:rPr>
-        <w:t>{{old passport}}</w:t>
+        <w:t>{{</w:t>
+      </w:r>
+      <w:proofErr w:type="spellStart"/>
+      <w:r>
+        <w:rPr>
+          <w:rFonts w:eastAsia="Times New Roman" w:cs="Times New Roman"/>
+          <w:b/>
+          <w:sz w:val="26"/>
+          <w:szCs w:val="26"/>
+          <w:lang w:val="en-US" w:eastAsia="en-US"/>
+        </w:rPr>
+        <w:t>old</w:t>
+      </w:r>
+      <w:r>
+        <w:rPr>
+          <w:rFonts w:eastAsia="Times New Roman" w:cs="Times New Roman"/>
+          <w:b/>
+          <w:sz w:val="26"/>
+          <w:szCs w:val="26"/>
+          <w:lang w:val="en-US" w:eastAsia="en-US"/>
+        </w:rPr>
+        <w:t>_</w:t>
+      </w:r>
+      <w:r>
+        <w:rPr>
+          <w:rFonts w:eastAsia="Times New Roman" w:cs="Times New Roman"/>
+          <w:b/>
+          <w:sz w:val="26"/>
+          <w:szCs w:val="26"/>
+          <w:lang w:val="en-US" w:eastAsia="en-US"/>
+        </w:rPr>
+        <w:t>passport</w:t>
+      </w:r>
+      <w:proofErr w:type="spellEnd"/>
+      <w:r>
+        <w:rPr>
+          <w:rFonts w:eastAsia="Times New Roman" w:cs="Times New Roman"/>
+          <w:b/>
+          <w:sz w:val="26"/>
+          <w:szCs w:val="26"/>
+          <w:lang w:val="en-US" w:eastAsia="en-US"/>
+        </w:rPr>
+        <w:t>}}</w:t>
       </w:r>
       <w:r>
         <w:rPr>
@@ -1613,6 +1826,50 @@
     <w:lsdException w:name="Subtitle" w:qFormat="1"/>
     <w:lsdException w:name="Strong" w:qFormat="1"/>
     <w:lsdException w:name="Emphasis" w:qFormat="1"/>
+    <w:lsdException w:name="Normal Table" w:semiHidden="1" w:unhideWhenUsed="1"/>
+    <w:lsdException w:name="Table Simple 1" w:semiHidden="1" w:unhideWhenUsed="1"/>
+    <w:lsdException w:name="Table Simple 2" w:semiHidden="1" w:unhideWhenUsed="1"/>
+    <w:lsdException w:name="Table Simple 3" w:semiHidden="1" w:unhideWhenUsed="1"/>
+    <w:lsdException w:name="Table Classic 1" w:semiHidden="1" w:unhideWhenUsed="1"/>
+    <w:lsdException w:name="Table Classic 2" w:semiHidden="1" w:unhideWhenUsed="1"/>
+    <w:lsdException w:name="Table Classic 3" w:semiHidden="1" w:unhideWhenUsed="1"/>
+    <w:lsdException w:name="Table Classic 4" w:semiHidden="1" w:unhideWhenUsed="1"/>
+    <w:lsdException w:name="Table Colorful 1" w:semiHidden="1" w:unhideWhenUsed="1"/>
+    <w:lsdException w:name="Table Colorful 2" w:semiHidden="1" w:unhideWhenUsed="1"/>
+    <w:lsdException w:name="Table Colorful 3" w:semiHidden="1" w:unhideWhenUsed="1"/>
+    <w:lsdException w:name="Table Columns 1" w:semiHidden="1" w:unhideWhenUsed="1"/>
+    <w:lsdException w:name="Table Columns 2" w:semiHidden="1" w:unhideWhenUsed="1"/>
+    <w:lsdException w:name="Table Columns 3" w:semiHidden="1" w:unhideWhenUsed="1"/>
+    <w:lsdException w:name="Table Columns 4" w:semiHidden="1" w:unhideWhenUsed="1"/>
+    <w:lsdException w:name="Table Columns 5" w:semiHidden="1" w:unhideWhenUsed="1"/>
+    <w:lsdException w:name="Table Grid 1" w:semiHidden="1" w:unhideWhenUsed="1"/>
+    <w:lsdException w:name="Table Grid 2" w:semiHidden="1" w:unhideWhenUsed="1"/>
+    <w:lsdException w:name="Table Grid 3" w:semiHidden="1" w:unhideWhenUsed="1"/>
+    <w:lsdException w:name="Table Grid 4" w:semiHidden="1" w:unhideWhenUsed="1"/>
+    <w:lsdException w:name="Table Grid 5" w:semiHidden="1" w:unhideWhenUsed="1"/>
+    <w:lsdException w:name="Table Grid 6" w:semiHidden="1" w:unhideWhenUsed="1"/>
+    <w:lsdException w:name="Table Grid 7" w:semiHidden="1" w:unhideWhenUsed="1"/>
+    <w:lsdException w:name="Table Grid 8" w:semiHidden="1" w:unhideWhenUsed="1"/>
+    <w:lsdException w:name="Table List 1" w:semiHidden="1" w:unhideWhenUsed="1"/>
+    <w:lsdException w:name="Table List 2" w:semiHidden="1" w:unhideWhenUsed="1"/>
+    <w:lsdException w:name="Table List 3" w:semiHidden="1" w:unhideWhenUsed="1"/>
+    <w:lsdException w:name="Table List 4" w:semiHidden="1" w:unhideWhenUsed="1"/>
+    <w:lsdException w:name="Table List 5" w:semiHidden="1" w:unhideWhenUsed="1"/>
+    <w:lsdException w:name="Table List 6" w:semiHidden="1" w:unhideWhenUsed="1"/>
+    <w:lsdException w:name="Table List 7" w:semiHidden="1" w:unhideWhenUsed="1"/>
+    <w:lsdException w:name="Table List 8" w:semiHidden="1" w:unhideWhenUsed="1"/>
+    <w:lsdException w:name="Table 3D effects 1" w:semiHidden="1" w:unhideWhenUsed="1"/>
+    <w:lsdException w:name="Table 3D effects 2" w:semiHidden="1" w:unhideWhenUsed="1"/>
+    <w:lsdException w:name="Table 3D effects 3" w:semiHidden="1" w:unhideWhenUsed="1"/>
+    <w:lsdException w:name="Table Contemporary" w:semiHidden="1" w:unhideWhenUsed="1"/>
+    <w:lsdException w:name="Table Elegant" w:semiHidden="1" w:unhideWhenUsed="1"/>
+    <w:lsdException w:name="Table Professional" w:semiHidden="1" w:unhideWhenUsed="1"/>
+    <w:lsdException w:name="Table Subtle 1" w:semiHidden="1" w:unhideWhenUsed="1"/>
+    <w:lsdException w:name="Table Subtle 2" w:semiHidden="1" w:unhideWhenUsed="1"/>
+    <w:lsdException w:name="Table Web 1" w:semiHidden="1" w:unhideWhenUsed="1"/>
+    <w:lsdException w:name="Table Web 2" w:semiHidden="1" w:unhideWhenUsed="1"/>
+    <w:lsdException w:name="Table Web 3" w:semiHidden="1" w:unhideWhenUsed="1"/>
+    <w:lsdException w:name="Table Theme" w:semiHidden="1" w:unhideWhenUsed="1"/>
     <w:lsdException w:name="Placeholder Text" w:semiHidden="1" w:uiPriority="99"/>
     <w:lsdException w:name="No Spacing" w:uiPriority="1" w:qFormat="1"/>
     <w:lsdException w:name="Light Shading" w:uiPriority="60"/>
@@ -1846,11 +2103,15 @@
   </w:style>
   <w:style w:type="character" w:default="1" w:styleId="DefaultParagraphFont">
     <w:name w:val="Default Paragraph Font"/>
+    <w:uiPriority w:val="1"/>
     <w:semiHidden/>
+    <w:unhideWhenUsed/>
   </w:style>
   <w:style w:type="table" w:default="1" w:styleId="TableNormal">
     <w:name w:val="Normal Table"/>
+    <w:uiPriority w:val="99"/>
     <w:semiHidden/>
+    <w:unhideWhenUsed/>
     <w:tblPr>
       <w:tblInd w:w="0" w:type="dxa"/>
       <w:tblCellMar>
@@ -1863,7 +2124,9 @@
   </w:style>
   <w:style w:type="numbering" w:default="1" w:styleId="NoList">
     <w:name w:val="No List"/>
+    <w:uiPriority w:val="99"/>
     <w:semiHidden/>
+    <w:unhideWhenUsed/>
   </w:style>
   <w:style w:type="paragraph" w:styleId="BalloonText">
     <w:name w:val="Balloon Text"/>

--- a/visa_transfer.docx
+++ b/visa_transfer.docx
@@ -665,17 +665,7 @@
           <w:szCs w:val="26"/>
           <w:lang w:val="en-US" w:eastAsia="en-US"/>
         </w:rPr>
-        <w:t>{{</w:t>
-      </w:r>
-      <w:proofErr w:type="spellStart"/>
-      <w:r>
-        <w:rPr>
-          <w:rFonts w:eastAsia="Times New Roman" w:cs="Times New Roman"/>
-          <w:sz w:val="26"/>
-          <w:szCs w:val="26"/>
-          <w:lang w:val="en-US" w:eastAsia="en-US"/>
-        </w:rPr>
-        <w:t>place</w:t>
+        <w:t>{{place</w:t>
       </w:r>
       <w:r>
         <w:rPr>
@@ -711,17 +701,7 @@
           <w:szCs w:val="26"/>
           <w:lang w:val="en-US" w:eastAsia="en-US"/>
         </w:rPr>
-        <w:t>issue</w:t>
-      </w:r>
-      <w:proofErr w:type="spellEnd"/>
-      <w:r>
-        <w:rPr>
-          <w:rFonts w:eastAsia="Times New Roman" w:cs="Times New Roman"/>
-          <w:sz w:val="26"/>
-          <w:szCs w:val="26"/>
-          <w:lang w:val="en-US" w:eastAsia="en-US"/>
-        </w:rPr>
-        <w:t>}}</w:t>
+        <w:t>issue}}</w:t>
       </w:r>
       <w:r>
         <w:rPr>
@@ -739,17 +719,7 @@
           <w:szCs w:val="26"/>
           <w:lang w:val="en-US" w:eastAsia="en-US"/>
         </w:rPr>
-        <w:t>{{</w:t>
-      </w:r>
-      <w:proofErr w:type="spellStart"/>
-      <w:r>
-        <w:rPr>
-          <w:rFonts w:eastAsia="Times New Roman" w:cs="Times New Roman"/>
-          <w:sz w:val="26"/>
-          <w:szCs w:val="26"/>
-          <w:lang w:val="en-US" w:eastAsia="en-US"/>
-        </w:rPr>
-        <w:t>date</w:t>
+        <w:t>{{date</w:t>
       </w:r>
       <w:r>
         <w:rPr>
@@ -785,17 +755,7 @@
           <w:szCs w:val="26"/>
           <w:lang w:val="en-US" w:eastAsia="en-US"/>
         </w:rPr>
-        <w:t>issue</w:t>
-      </w:r>
-      <w:proofErr w:type="spellEnd"/>
-      <w:r>
-        <w:rPr>
-          <w:rFonts w:eastAsia="Times New Roman" w:cs="Times New Roman"/>
-          <w:sz w:val="26"/>
-          <w:szCs w:val="26"/>
-          <w:lang w:val="en-US" w:eastAsia="en-US"/>
-        </w:rPr>
-        <w:t>}}</w:t>
+        <w:t>issue}}</w:t>
       </w:r>
       <w:r>
         <w:rPr>
@@ -823,17 +783,7 @@
           <w:szCs w:val="26"/>
           <w:lang w:val="en-US" w:eastAsia="en-US"/>
         </w:rPr>
-        <w:t>{{</w:t>
-      </w:r>
-      <w:proofErr w:type="spellStart"/>
-      <w:r>
-        <w:rPr>
-          <w:rFonts w:eastAsia="Times New Roman" w:cs="Times New Roman"/>
-          <w:sz w:val="26"/>
-          <w:szCs w:val="26"/>
-          <w:lang w:val="en-US" w:eastAsia="en-US"/>
-        </w:rPr>
-        <w:t>passport</w:t>
+        <w:t>{{passport</w:t>
       </w:r>
       <w:r>
         <w:rPr>
@@ -851,17 +801,7 @@
           <w:szCs w:val="26"/>
           <w:lang w:val="en-US" w:eastAsia="en-US"/>
         </w:rPr>
-        <w:t>expiration</w:t>
-      </w:r>
-      <w:proofErr w:type="spellEnd"/>
-      <w:r>
-        <w:rPr>
-          <w:rFonts w:eastAsia="Times New Roman" w:cs="Times New Roman"/>
-          <w:sz w:val="26"/>
-          <w:szCs w:val="26"/>
-          <w:lang w:val="en-US" w:eastAsia="en-US"/>
-        </w:rPr>
-        <w:t>}}</w:t>
+        <w:t>expiration}}</w:t>
       </w:r>
       <w:r>
         <w:rPr>
@@ -1026,13 +966,63 @@
           <w:szCs w:val="26"/>
           <w:lang w:val="en-US" w:eastAsia="en-US"/>
         </w:rPr>
+        <w:t>{{old</w:t>
+      </w:r>
+      <w:r>
+        <w:rPr>
+          <w:rFonts w:eastAsia="Times New Roman" w:cs="Times New Roman"/>
+          <w:b/>
+          <w:sz w:val="26"/>
+          <w:szCs w:val="26"/>
+          <w:lang w:val="en-US" w:eastAsia="en-US"/>
+        </w:rPr>
+        <w:t>_</w:t>
+      </w:r>
+      <w:r>
+        <w:rPr>
+          <w:rFonts w:eastAsia="Times New Roman" w:cs="Times New Roman"/>
+          <w:b/>
+          <w:sz w:val="26"/>
+          <w:szCs w:val="26"/>
+          <w:lang w:val="en-US" w:eastAsia="en-US"/>
+        </w:rPr>
+        <w:t>passport}}</w:t>
+      </w:r>
+      <w:r>
+        <w:rPr>
+          <w:rFonts w:eastAsia="Times New Roman" w:cs="Times New Roman"/>
+          <w:bCs/>
+          <w:sz w:val="26"/>
+          <w:szCs w:val="26"/>
+          <w:lang w:val="en-US" w:eastAsia="en-US"/>
+        </w:rPr>
+        <w:t>,</w:t>
+      </w:r>
+      <w:r>
+        <w:rPr>
+          <w:rFonts w:eastAsia="Times New Roman" w:cs="Times New Roman"/>
+          <w:bCs/>
+          <w:sz w:val="26"/>
+          <w:szCs w:val="26"/>
+          <w:lang w:val="en-US" w:eastAsia="en-US"/>
+        </w:rPr>
+        <w:t xml:space="preserve"> with an expiration date of </w:t>
+      </w:r>
+      <w:r>
+        <w:rPr>
+          <w:rFonts w:eastAsia="Times New Roman" w:cs="Times New Roman"/>
+          <w:bCs/>
+          <w:sz w:val="26"/>
+          <w:szCs w:val="26"/>
+          <w:lang w:val="en-US" w:eastAsia="en-US"/>
+        </w:rPr>
         <w:t>{{</w:t>
       </w:r>
       <w:proofErr w:type="spellStart"/>
       <w:r>
         <w:rPr>
           <w:rFonts w:eastAsia="Times New Roman" w:cs="Times New Roman"/>
-          <w:b/>
+          <w:bCs/>
           <w:sz w:val="26"/>
           <w:szCs w:val="26"/>
           <w:lang w:val="en-US" w:eastAsia="en-US"/>
@@ -1042,7 +1032,7 @@
       <w:r>
         <w:rPr>
           <w:rFonts w:eastAsia="Times New Roman" w:cs="Times New Roman"/>
-          <w:b/>
+          <w:bCs/>
           <w:sz w:val="26"/>
           <w:szCs w:val="26"/>
           <w:lang w:val="en-US" w:eastAsia="en-US"/>
@@ -1052,53 +1042,43 @@
       <w:r>
         <w:rPr>
           <w:rFonts w:eastAsia="Times New Roman" w:cs="Times New Roman"/>
-          <w:b/>
+          <w:bCs/>
           <w:sz w:val="26"/>
           <w:szCs w:val="26"/>
           <w:lang w:val="en-US" w:eastAsia="en-US"/>
         </w:rPr>
         <w:t>passport</w:t>
       </w:r>
+      <w:r>
+        <w:rPr>
+          <w:rFonts w:eastAsia="Times New Roman" w:cs="Times New Roman"/>
+          <w:bCs/>
+          <w:sz w:val="26"/>
+          <w:szCs w:val="26"/>
+          <w:lang w:val="en-US" w:eastAsia="en-US"/>
+        </w:rPr>
+        <w:t>_</w:t>
+      </w:r>
+      <w:r>
+        <w:rPr>
+          <w:rFonts w:eastAsia="Times New Roman" w:cs="Times New Roman"/>
+          <w:bCs/>
+          <w:sz w:val="26"/>
+          <w:szCs w:val="26"/>
+          <w:lang w:val="en-US" w:eastAsia="en-US"/>
+        </w:rPr>
+        <w:t>expiration</w:t>
+      </w:r>
       <w:proofErr w:type="spellEnd"/>
       <w:r>
         <w:rPr>
           <w:rFonts w:eastAsia="Times New Roman" w:cs="Times New Roman"/>
-          <w:b/>
+          <w:bCs/>
           <w:sz w:val="26"/>
           <w:szCs w:val="26"/>
           <w:lang w:val="en-US" w:eastAsia="en-US"/>
         </w:rPr>
         <w:t>}}</w:t>
-      </w:r>
-      <w:r>
-        <w:rPr>
-          <w:rFonts w:eastAsia="Times New Roman" w:cs="Times New Roman"/>
-          <w:bCs/>
-          <w:sz w:val="26"/>
-          <w:szCs w:val="26"/>
-          <w:lang w:val="en-US" w:eastAsia="en-US"/>
-        </w:rPr>
-        <w:t>,</w:t>
-      </w:r>
-      <w:r>
-        <w:rPr>
-          <w:rFonts w:eastAsia="Times New Roman" w:cs="Times New Roman"/>
-          <w:bCs/>
-          <w:sz w:val="26"/>
-          <w:szCs w:val="26"/>
-          <w:lang w:val="en-US" w:eastAsia="en-US"/>
-        </w:rPr>
-        <w:t xml:space="preserve"> with an expiration date of </w:t>
-      </w:r>
-      <w:r>
-        <w:rPr>
-          <w:rFonts w:eastAsia="Times New Roman" w:cs="Times New Roman"/>
-          <w:bCs/>
-          <w:sz w:val="26"/>
-          <w:szCs w:val="26"/>
-          <w:lang w:val="en-US" w:eastAsia="en-US"/>
-        </w:rPr>
-        <w:t>{{old passport expiration}}</w:t>
       </w:r>
       <w:r>
         <w:rPr>
@@ -1262,9 +1242,8 @@
           <w:szCs w:val="26"/>
           <w:lang w:val="en-US" w:eastAsia="en-US"/>
         </w:rPr>
-        <w:t>{{</w:t>
-      </w:r>
-      <w:proofErr w:type="spellStart"/>
+        <w:t>{{old</w:t>
+      </w:r>
       <w:r>
         <w:rPr>
           <w:rFonts w:eastAsia="Times New Roman" w:cs="Times New Roman"/>
@@ -1273,7 +1252,7 @@
           <w:szCs w:val="26"/>
           <w:lang w:val="en-US" w:eastAsia="en-US"/>
         </w:rPr>
-        <w:t>old</w:t>
+        <w:t>_</w:t>
       </w:r>
       <w:r>
         <w:rPr>
@@ -1283,28 +1262,7 @@
           <w:szCs w:val="26"/>
           <w:lang w:val="en-US" w:eastAsia="en-US"/>
         </w:rPr>
-        <w:t>_</w:t>
-      </w:r>
-      <w:r>
-        <w:rPr>
-          <w:rFonts w:eastAsia="Times New Roman" w:cs="Times New Roman"/>
-          <w:b/>
-          <w:sz w:val="26"/>
-          <w:szCs w:val="26"/>
-          <w:lang w:val="en-US" w:eastAsia="en-US"/>
-        </w:rPr>
-        <w:t>passport</w:t>
-      </w:r>
-      <w:proofErr w:type="spellEnd"/>
-      <w:r>
-        <w:rPr>
-          <w:rFonts w:eastAsia="Times New Roman" w:cs="Times New Roman"/>
-          <w:b/>
-          <w:sz w:val="26"/>
-          <w:szCs w:val="26"/>
-          <w:lang w:val="en-US" w:eastAsia="en-US"/>
-        </w:rPr>
-        <w:t>}}</w:t>
+        <w:t>passport}}</w:t>
       </w:r>
       <w:r>
         <w:rPr>
